--- a/workspaces/instructivos/PROCEDIMIENTO_PCE7_COBRO_TERMINAL_KONFIO.docx
+++ b/workspaces/instructivos/PROCEDIMIENTO_PCE7_COBRO_TERMINAL_KONFIO.docx
@@ -9,9 +9,9 @@
       <w:r>
         <w:rPr>
           <w:b/>
-          <w:sz w:val="28"/>
+          <w:sz w:val="26"/>
         </w:rPr>
-        <w:t>PROTEG-RT / COBRANZA</w:t>
+        <w:t>PROTEG-RT MUTUALIDAD A.C.</w:t>
       </w:r>
     </w:p>
     <w:p>
@@ -31,7 +31,7 @@
         <w:jc w:val="center"/>
       </w:pPr>
       <w:r>
-        <w:t>─────────────────────────────────────────────────────────────────</w:t>
+        <w:t>────────────────────────────────────────────────────────────────────</w:t>
       </w:r>
     </w:p>
     <w:tbl>
@@ -58,14 +58,13 @@
                 <w:b/>
                 <w:sz w:val="18"/>
               </w:rPr>
-              <w:t xml:space="preserve">Código: </w:t>
+              <w:t xml:space="preserve">CLAVE: </w:t>
             </w:r>
             <w:r>
               <w:rPr>
-                <w:b/>
                 <w:sz w:val="18"/>
               </w:rPr>
-              <w:t>POE-CBZ-RT-PCE7-001</w:t>
+              <w:t>PCE7</w:t>
             </w:r>
           </w:p>
         </w:tc>
@@ -77,36 +76,13 @@
             <w:r/>
             <w:r>
               <w:rPr>
-                <w:b w:val="0"/>
+                <w:b/>
                 <w:sz w:val="18"/>
               </w:rPr>
-              <w:t xml:space="preserve">Versión: </w:t>
+              <w:t xml:space="preserve">FECHA: </w:t>
             </w:r>
             <w:r>
               <w:rPr>
-                <w:b w:val="0"/>
-                <w:sz w:val="18"/>
-              </w:rPr>
-              <w:t>1.0</w:t>
-            </w:r>
-          </w:p>
-        </w:tc>
-        <w:tc>
-          <w:tcPr>
-            <w:tcW w:type="dxa" w:w="2160"/>
-          </w:tcPr>
-          <w:p>
-            <w:r/>
-            <w:r>
-              <w:rPr>
-                <w:b w:val="0"/>
-                <w:sz w:val="18"/>
-              </w:rPr>
-              <w:t xml:space="preserve">Fecha de emisión: </w:t>
-            </w:r>
-            <w:r>
-              <w:rPr>
-                <w:b w:val="0"/>
                 <w:sz w:val="18"/>
               </w:rPr>
               <w:t>__/__/2026</w:t>
@@ -121,38 +97,13 @@
             <w:r/>
             <w:r>
               <w:rPr>
-                <w:b w:val="0"/>
+                <w:b/>
                 <w:sz w:val="18"/>
               </w:rPr>
-              <w:t xml:space="preserve">Vigencia: </w:t>
+              <w:t xml:space="preserve">DEPARTAMENTO: </w:t>
             </w:r>
             <w:r>
               <w:rPr>
-                <w:b w:val="0"/>
-                <w:sz w:val="18"/>
-              </w:rPr>
-              <w:t>A partir de fecha de emisión</w:t>
-            </w:r>
-          </w:p>
-        </w:tc>
-      </w:tr>
-      <w:tr>
-        <w:tc>
-          <w:tcPr>
-            <w:tcW w:type="dxa" w:w="2160"/>
-          </w:tcPr>
-          <w:p>
-            <w:r/>
-            <w:r>
-              <w:rPr>
-                <w:b w:val="0"/>
-                <w:sz w:val="18"/>
-              </w:rPr>
-              <w:t xml:space="preserve">Área: </w:t>
-            </w:r>
-            <w:r>
-              <w:rPr>
-                <w:b w:val="0"/>
                 <w:sz w:val="18"/>
               </w:rPr>
               <w:t>Cobranza</w:t>
@@ -167,61 +118,16 @@
             <w:r/>
             <w:r>
               <w:rPr>
-                <w:b w:val="0"/>
+                <w:b/>
                 <w:sz w:val="18"/>
               </w:rPr>
-              <w:t xml:space="preserve">Proceso: </w:t>
+              <w:t xml:space="preserve">REVISIÓN: </w:t>
             </w:r>
             <w:r>
               <w:rPr>
-                <w:b w:val="0"/>
                 <w:sz w:val="18"/>
               </w:rPr>
-              <w:t>Gestión de Cobranza</w:t>
-            </w:r>
-          </w:p>
-        </w:tc>
-        <w:tc>
-          <w:tcPr>
-            <w:tcW w:type="dxa" w:w="2160"/>
-          </w:tcPr>
-          <w:p>
-            <w:r/>
-            <w:r>
-              <w:rPr>
-                <w:b w:val="0"/>
-                <w:sz w:val="18"/>
-              </w:rPr>
-              <w:t xml:space="preserve">Elaboró: </w:t>
-            </w:r>
-            <w:r>
-              <w:rPr>
-                <w:b w:val="0"/>
-                <w:sz w:val="18"/>
-              </w:rPr>
-              <w:t>Gerencia de Cobranza</w:t>
-            </w:r>
-          </w:p>
-        </w:tc>
-        <w:tc>
-          <w:tcPr>
-            <w:tcW w:type="dxa" w:w="2160"/>
-          </w:tcPr>
-          <w:p>
-            <w:r/>
-            <w:r>
-              <w:rPr>
-                <w:b w:val="0"/>
-                <w:sz w:val="18"/>
-              </w:rPr>
-              <w:t xml:space="preserve">Revisó: </w:t>
-            </w:r>
-            <w:r>
-              <w:rPr>
-                <w:b w:val="0"/>
-                <w:sz w:val="18"/>
-              </w:rPr>
-              <w:t>Gerencia de Cobranza</w:t>
+              <w:t>00</w:t>
             </w:r>
           </w:p>
         </w:tc>
@@ -233,20 +139,6 @@
           </w:tcPr>
           <w:p>
             <w:r/>
-            <w:r>
-              <w:rPr>
-                <w:b w:val="0"/>
-                <w:sz w:val="18"/>
-              </w:rPr>
-              <w:t xml:space="preserve">Aprobó: </w:t>
-            </w:r>
-            <w:r>
-              <w:rPr>
-                <w:b w:val="0"/>
-                <w:sz w:val="18"/>
-              </w:rPr>
-              <w:t>Dirección General</w:t>
-            </w:r>
           </w:p>
         </w:tc>
         <w:tc>
@@ -255,18 +147,6 @@
           </w:tcPr>
           <w:p>
             <w:r/>
-            <w:r>
-              <w:rPr>
-                <w:b w:val="0"/>
-                <w:sz w:val="18"/>
-              </w:rPr>
-            </w:r>
-            <w:r>
-              <w:rPr>
-                <w:b w:val="0"/>
-                <w:sz w:val="18"/>
-              </w:rPr>
-            </w:r>
           </w:p>
         </w:tc>
         <w:tc>
@@ -275,18 +155,6 @@
           </w:tcPr>
           <w:p>
             <w:r/>
-            <w:r>
-              <w:rPr>
-                <w:b w:val="0"/>
-                <w:sz w:val="18"/>
-              </w:rPr>
-            </w:r>
-            <w:r>
-              <w:rPr>
-                <w:b w:val="0"/>
-                <w:sz w:val="18"/>
-              </w:rPr>
-            </w:r>
           </w:p>
         </w:tc>
         <w:tc>
@@ -295,25 +163,13 @@
           </w:tcPr>
           <w:p>
             <w:r/>
-            <w:r>
-              <w:rPr>
-                <w:b w:val="0"/>
-                <w:sz w:val="18"/>
-              </w:rPr>
-            </w:r>
-            <w:r>
-              <w:rPr>
-                <w:b w:val="0"/>
-                <w:sz w:val="18"/>
-              </w:rPr>
-            </w:r>
           </w:p>
         </w:tc>
       </w:tr>
     </w:tbl>
     <w:p>
       <w:r>
-        <w:t>─────────────────────────────────────────────────────────────────</w:t>
+        <w:t>────────────────────────────────────────────────────────────────────</w:t>
       </w:r>
     </w:p>
     <w:p/>
@@ -385,7 +241,7 @@
         <w:rPr>
           <w:sz w:val="20"/>
         </w:rPr>
-        <w:t>• Terminal Pin Pad mini: Terminal que se vincula al celular vía app.</w:t>
+        <w:t>• Terminal Pin Pad mini: Terminal vinculada al celular vía app.</w:t>
       </w:r>
     </w:p>
     <w:p>
@@ -427,7 +283,7 @@
         <w:rPr>
           <w:sz w:val="20"/>
         </w:rPr>
-        <w:t>• Cobrador/Vendedor: Realiza el cobro con la terminal y entrega comprobante.</w:t>
+        <w:t>• Cobrador/Vendedor: Realiza el cobro y entrega comprobante.</w:t>
       </w:r>
     </w:p>
     <w:p>
@@ -533,7 +389,7 @@
         <w:rPr>
           <w:sz w:val="20"/>
         </w:rPr>
-        <w:t>6) Si haypropina, seleccionar monto; 7) Esperar aprobación; 8) Impartir o compartir comprobante.</w:t>
+        <w:t>6) Si haypropina, seleccionar monto; 7) Esperar aprobación; 8) Imprimir o compartir comprobante.</w:t>
       </w:r>
     </w:p>
     <w:p>
@@ -560,7 +416,7 @@
         <w:rPr>
           <w:sz w:val="20"/>
         </w:rPr>
-        <w:t>1) Encender terminal; 2) Descargar/vincular app de Konfío en celular;</w:t>
+        <w:t>1) Encender terminal; 2) Vincular app de Konfío con celular;</w:t>
       </w:r>
     </w:p>
     <w:p>
@@ -571,7 +427,7 @@
         <w:rPr>
           <w:sz w:val="20"/>
         </w:rPr>
-        <w:t>3) Vincular terminal con celular; 4) Ingresar monto desde la app;</w:t>
+        <w:t>3) Ingresar monto desde la app; 4) Insertar/aproximar tarjeta + NIP;</w:t>
       </w:r>
     </w:p>
     <w:p>
@@ -582,7 +438,7 @@
         <w:rPr>
           <w:sz w:val="20"/>
         </w:rPr>
-        <w:t>5) Insertar/aproximar tarjeta + NIP; 6) Confirmar transacción; 7) Compartir comprobante.</w:t>
+        <w:t>5) Confirmar transacción; 6) Compartir comprobante.</w:t>
       </w:r>
     </w:p>
     <w:p>
@@ -598,7 +454,7 @@
         <w:rPr>
           <w:sz w:val="20"/>
         </w:rPr>
-        <w:t>MESES SIN INTERESES (MSI): App→'Cobros'→engrane→'Meses sin intereses'→activar MSI.</w:t>
+        <w:t>MESES SIN INTERESES (MSI): App→'Cobros'→engrane→'Meses sin intereses'→activar.</w:t>
       </w:r>
     </w:p>
     <w:p>
@@ -614,7 +470,7 @@
         <w:rPr>
           <w:sz w:val="20"/>
         </w:rPr>
-        <w:t>PROPINAS: Configuración→'Pagos'→activar propinas; al cobrar: monto→tarjeta→NIP→seleccionar propina→confirmar.</w:t>
+        <w:t>PROPINAS: Configuración→'Pagos'→activar; al cobrar: monto→tarjeta→NIP→seleccionar propina→confirmar.</w:t>
       </w:r>
     </w:p>
     <w:p>
@@ -646,7 +502,7 @@
         <w:rPr>
           <w:sz w:val="20"/>
         </w:rPr>
-        <w:t>NOTIFICACIÓN: Al finalizar, confirmar cobro; compartido por correo/SMS desde terminal.</w:t>
+        <w:t>NOTIFICACIÓN: Al finalizar, confirmado; compartido por correo/SMS desde terminal.</w:t>
       </w:r>
     </w:p>
     <w:p>
@@ -699,7 +555,7 @@
         <w:rPr>
           <w:sz w:val="20"/>
         </w:rPr>
-        <w:t>4) Si no funciona: reiniciar terminal+celular; revisar señal; si persiste, transferir con asesor.</w:t>
+        <w:t>4) Si no funciona: reiniciar terminal+celular; si persiste, transferir con asesor.</w:t>
       </w:r>
     </w:p>
     <w:p>
